--- a/ReportLayouts/wanSalesProFormaInvoice.docx
+++ b/ReportLayouts/wanSalesProFormaInvoice.docx
@@ -6368,6 +6368,323 @@
 <b:Sources xmlns:b="http://schemas.openxmlformats.org/officeDocument/2006/bibliography" xmlns="http://schemas.openxmlformats.org/officeDocument/2006/bibliography" SelectedStyle="\APASixthEditionOfficeOnline.xsl" StyleName="APA" Version="6"/>
 </file>
 
+<file path=customXml/item3.xml>��< ? x m l   v e r s i o n = " 1 . 0 "   e n c o d i n g = " u t f - 1 6 " ? > + 
+ < N a v W o r d R e p o r t X m l P a r t   x m l n s = " u r n : m i c r o s o f t - d y n a m i c s - b u s i n e s s c e n t r a l / i n t e r n a l / e x t e n d e d / r e p o r t s / S t a n d a r d _ S a l e s _ P r o _ F o r m a _ I n v / 1 3 0 2 / " > + 
+     < T o o l t i p s > + 
+         < T o o l t i p   c o l u m n = " Q u o t e N o "   E l e m e n t I d = " 1 5 2 1 5 3 3 0 4 6 " > + 
+             < T o o l t i p T e x t   l a n g = " e n - U S " > S p e c i f i e s   t h e   n u m b e r   o f   t h e   s a l e s   q u o t e   t h a t   t h e   s a l e s   o r d e r   w a s   c r e a t e d   f r o m .   Y o u   c a n   t r a c k   t h e   n u m b e r   t o   s a l e s   q u o t e   d o c u m e n t s   t h a t   y o u   h a v e   p r i n t e d ,   s a v e d ,   o r   e m a i l e d . < / T o o l t i p T e x t > + 
+         < / T o o l t i p > + 
+     < / T o o l t i p s > + 
+     < H e a d e r   E l e m e n t T y p e = " D a t a I t e m "   E l e m e n t I d = " 1 2 4 0 3 7 3 8 8 6 " > + 
+         < A m o u n t L b l   E l e m e n t T y p e = " C o l u m n "   E l e m e n t I d = " 9 0 1 6 2 1 0 3 7 "   D a t a T y p e = " S t r i n g " > A m o u n t L b l < / A m o u n t L b l > + 
+         < B i l l T o C o n t a c t E m a i l   E l e m e n t T y p e = " C o l u m n "   E l e m e n t I d = " 3 3 5 8 2 7 8 9 5 "   D a t a T y p e = " T e x t " > B i l l T o C o n t a c t E m a i l < / B i l l T o C o n t a c t E m a i l > + 
+         < B i l l T o C o n t a c t E m a i l L b l   E l e m e n t T y p e = " C o l u m n "   E l e m e n t I d = " 2 9 6 4 7 8 3 6 5 "   D a t a T y p e = " L a b e l " > B i l l T o C o n t a c t E m a i l L b l < / B i l l T o C o n t a c t E m a i l L b l > + 
+         < B i l l T o C o n t a c t M o b i l e P h o n e N o   E l e m e n t T y p e = " C o l u m n "   E l e m e n t I d = " 2 4 8 4 8 8 6 9 6 "   D a t a T y p e = " T e x t " > B i l l T o C o n t a c t M o b i l e P h o n e N o < / B i l l T o C o n t a c t M o b i l e P h o n e N o > + 
+         < B i l l T o C o n t a c t M o b i l e P h o n e N o L b l   E l e m e n t T y p e = " C o l u m n "   E l e m e n t I d = " 2 7 6 3 1 1 3 3 8 "   D a t a T y p e = " L a b e l " > B i l l T o C o n t a c t M o b i l e P h o n e N o L b l < / B i l l T o C o n t a c t M o b i l e P h o n e N o L b l > + 
+         < B i l l T o C o n t a c t P h o n e N o   E l e m e n t T y p e = " C o l u m n "   E l e m e n t I d = " 3 6 2 4 7 7 4 8 8 "   D a t a T y p e = " T e x t " > B i l l T o C o n t a c t P h o n e N o < / B i l l T o C o n t a c t P h o n e N o > + 
+         < B i l l T o C o n t a c t P h o n e N o L b l   E l e m e n t T y p e = " C o l u m n "   E l e m e n t I d = " 2 1 2 3 3 4 5 9 6 6 "   D a t a T y p e = " L a b e l " > B i l l T o C o n t a c t P h o n e N o L b l < / B i l l T o C o n t a c t P h o n e N o L b l > + 
+         < C o m p a n y A d d r e s s 1   E l e m e n t T y p e = " C o l u m n "   E l e m e n t I d = " 1 8 8 4 1 6 4 3 2 3 "   D a t a T y p e = " T e x t " > C o m p a n y A d d r e s s 1 < / C o m p a n y A d d r e s s 1 > + 
+         < C o m p a n y A d d r e s s 2   E l e m e n t T y p e = " C o l u m n "   E l e m e n t I d = " 1 2 4 6 4 6 7 7 0 6 "   D a t a T y p e = " T e x t " > C o m p a n y A d d r e s s 2 < / C o m p a n y A d d r e s s 2 > + 
+         < C o m p a n y A d d r e s s 3   E l e m e n t T y p e = " C o l u m n "   E l e m e n t I d = " 6 0 8 7 7 1 0 8 9 "   D a t a T y p e = " T e x t " > C o m p a n y A d d r e s s 3 < / C o m p a n y A d d r e s s 3 > + 
+         < C o m p a n y A d d r e s s 4   E l e m e n t T y p e = " C o l u m n "   E l e m e n t I d = " 7 7 7 6 8 0 1 1 2 "   D a t a T y p e = " T e x t " > C o m p a n y A d d r e s s 4 < / C o m p a n y A d d r e s s 4 > + 
+         < C o m p a n y A d d r e s s 5   E l e m e n t T y p e = " C o l u m n "   E l e m e n t I d = " 1 3 9 9 8 3 4 9 5 "   D a t a T y p e = " T e x t " > C o m p a n y A d d r e s s 5 < / C o m p a n y A d d r e s s 5 > + 
+         < C o m p a n y A d d r e s s 6   E l e m e n t T y p e = " C o l u m n "   E l e m e n t I d = " 4 9 7 7 1 3 1 2 2 "   D a t a T y p e = " T e x t " > C o m p a n y A d d r e s s 6 < / C o m p a n y A d d r e s s 6 > + 
+         < C o m p a n y A d d r e s s 7   E l e m e n t T y p e = " C o l u m n "   E l e m e n t I d = " 1 1 3 5 4 0 9 7 3 9 "   D a t a T y p e = " T e x t " > C o m p a n y A d d r e s s 7 < / C o m p a n y A d d r e s s 7 > + 
+         < C o m p a n y A d d r e s s 8   E l e m e n t T y p e = " C o l u m n "   E l e m e n t I d = " 1 7 1 5 2 5 5 3 0 0 "   D a t a T y p e = " T e x t " > C o m p a n y A d d r e s s 8 < / C o m p a n y A d d r e s s 8 > + 
+         < C o m p a n y E M a i l   E l e m e n t T y p e = " C o l u m n "   E l e m e n t I d = " 1 6 7 7 0 7 4 0 5 8 "   D a t a T y p e = " T e x t " > C o m p a n y E M a i l < / C o m p a n y E M a i l > + 
+         < C o m p a n y H o m e P a g e   E l e m e n t T y p e = " C o l u m n "   E l e m e n t I d = " 1 9 8 9 1 8 8 7 0 "   D a t a T y p e = " T e x t " > C o m p a n y H o m e P a g e < / C o m p a n y H o m e P a g e > + 
+         < C o m p a n y L e g a l O f f i c e   E l e m e n t T y p e = " C o l u m n "   E l e m e n t I d = " 7 1 4 2 5 8 1 1 1 "   D a t a T y p e = " T e x t " > C o m p a n y L e g a l O f f i c e < / C o m p a n y L e g a l O f f i c e > + 
+         < C o m p a n y L e g a l O f f i c e L b l   E l e m e n t T y p e = " C o l u m n "   E l e m e n t I d = " 7 0 0 0 1 4 3 6 3 "   D a t a T y p e = " T e x t " > C o m p a n y L e g a l O f f i c e L b l < / C o m p a n y L e g a l O f f i c e L b l > + 
+         < C o m p a n y L e g a l S t a t e m e n t   E l e m e n t T y p e = " C o l u m n "   E l e m e n t I d = " 4 4 8 3 5 8 8 7 6 "   D a t a T y p e = " S t r i n g " > C o m p a n y L e g a l S t a t e m e n t < / C o m p a n y L e g a l S t a t e m e n t > + 
+         < C o m p a n y P h o n e N o   E l e m e n t T y p e = " C o l u m n "   E l e m e n t I d = " 2 5 0 4 4 0 6 5 5 "   D a t a T y p e = " T e x t " > C o m p a n y P h o n e N o < / C o m p a n y P h o n e N o > + 
+         < C o m p a n y P h o n e N o L b l   E l e m e n t T y p e = " C o l u m n "   E l e m e n t I d = " 1 4 0 2 7 9 8 1 5 5 "   D a t a T y p e = " S t r i n g " > C o m p a n y P h o n e N o L b l < / C o m p a n y P h o n e N o L b l > + 
+         < C o m p a n y P i c t u r e   E l e m e n t T y p e = " C o l u m n "   E l e m e n t I d = " 1 3 9 7 4 1 1 0 7 4 "   D a t a T y p e = " B l o b "   / > + 
+         < C o m p a n y V A T R e g N o   E l e m e n t T y p e = " C o l u m n "   E l e m e n t I d = " 1 7 1 4 3 1 9 3 6 "   D a t a T y p e = " T e x t " > C o m p a n y V A T R e g N o < / C o m p a n y V A T R e g N o > + 
+         < C o u n t r y O f M a n u f a c t u c t u r e L b l   E l e m e n t T y p e = " C o l u m n "   E l e m e n t I d = " 6 8 3 0 8 4 6 7 9 "   D a t a T y p e = " L a b e l " > C o u n t r y O f M a n u f a c t u c t u r e L b l < / C o u n t r y O f M a n u f a c t u c t u r e L b l > + 
+         < C u r r e n c y   E l e m e n t T y p e = " C o l u m n "   E l e m e n t I d = " 1 4 1 3 6 7 1 0 5 8 "   D a t a T y p e = " C o d e " > C u r r e n c y < / C u r r e n c y > + 
+         < C u r r e n c y L b l   E l e m e n t T y p e = " C o l u m n "   E l e m e n t I d = " 1 1 6 2 5 3 0 8 4 8 "   D a t a T y p e = " S t r i n g " > C u r r e n c y L b l < / C u r r e n c y L b l > + 
+         < C u s t o m e r A d d r e s s 1   E l e m e n t T y p e = " C o l u m n "   E l e m e n t I d = " 1 8 0 1 9 6 6 4 5 4 "   D a t a T y p e = " T e x t " > C u s t o m e r A d d r e s s 1 < / C u s t o m e r A d d r e s s 1 > + 
+         < C u s t o m e r A d d r e s s 2   E l e m e n t T y p e = " C o l u m n "   E l e m e n t I d = " 1 1 6 4 2 6 9 8 3 7 "   D a t a T y p e = " T e x t " > C u s t o m e r A d d r e s s 2 < / C u s t o m e r A d d r e s s 2 > + 
+         < C u s t o m e r A d d r e s s 3   E l e m e n t T y p e = " C o l u m n "   E l e m e n t I d = " 5 2 6 5 7 3 2 2 0 "   D a t a T y p e = " T e x t " > C u s t o m e r A d d r e s s 3 < / C u s t o m e r A d d r e s s 3 > + 
+         < C u s t o m e r A d d r e s s 4   E l e m e n t T y p e = " C o l u m n "   E l e m e n t I d = " 1 1 1 1 2 3 3 9 7 "   D a t a T y p e = " T e x t " > C u s t o m e r A d d r e s s 4 < / C u s t o m e r A d d r e s s 4 > + 
+         < C u s t o m e r A d d r e s s 5   E l e m e n t T y p e = " C o l u m n "   E l e m e n t I d = " 7 4 8 8 2 0 0 1 4 "   D a t a T y p e = " T e x t " > C u s t o m e r A d d r e s s 5 < / C u s t o m e r A d d r e s s 5 > + 
+         < C u s t o m e r A d d r e s s 6   E l e m e n t T y p e = " C o l u m n "   E l e m e n t I d = " 1 3 8 6 5 1 6 6 3 1 "   D a t a T y p e = " T e x t " > C u s t o m e r A d d r e s s 6 < / C u s t o m e r A d d r e s s 6 > + 
+         < C u s t o m e r A d d r e s s 7   E l e m e n t T y p e = " C o l u m n "   E l e m e n t I d = " 2 0 2 4 2 1 3 2 4 8 "   D a t a T y p e = " T e x t " > C u s t o m e r A d d r e s s 7 < / C u s t o m e r A d d r e s s 7 > + 
+         < C u s t o m e r A d d r e s s 8   E l e m e n t T y p e = " C o l u m n "   E l e m e n t I d = " 1 0 4 8 6 9 8 5 8 5 "   D a t a T y p e = " T e x t " > C u s t o m e r A d d r e s s 8 < / C u s t o m e r A d d r e s s 8 > + 
+         < C u s t o m e r V A T R e g i s t r a t i o n N o L b l   E l e m e n t T y p e = " C o l u m n "   E l e m e n t I d = " 1 9 3 3 3 6 8 9 6 "   D a t a T y p e = " T e x t " > C u s t o m e r V A T R e g i s t r a t i o n N o L b l < / C u s t o m e r V A T R e g i s t r a t i o n N o L b l > + 
+         < C u s t o m e r V A T R e g N o   E l e m e n t T y p e = " C o l u m n "   E l e m e n t I d = " 3 6 6 7 3 9 2 6 9 "   D a t a T y p e = " T e x t " > C u s t o m e r V A T R e g N o < / C u s t o m e r V A T R e g N o > + 
+         < D e c l a r t i o n L b l   E l e m e n t T y p e = " C o l u m n "   E l e m e n t I d = " 1 7 3 1 1 5 3 7 1 8 "   D a t a T y p e = " L a b e l " > D e c l a r t i o n L b l < / D e c l a r t i o n L b l > + 
+         < D o c u m e n t D a t e   E l e m e n t T y p e = " C o l u m n "   E l e m e n t I d = " 5 5 2 8 7 1 9 1 4 "   D a t a T y p e = " S t r i n g " > D o c u m e n t D a t e < / D o c u m e n t D a t e > + 
+         < D o c u m e n t N o   E l e m e n t T y p e = " C o l u m n "   E l e m e n t I d = " 9 7 0 3 5 0 5 3 9 "   D a t a T y p e = " C o d e " > D o c u m e n t N o < / D o c u m e n t N o > + 
+         < D o c u m e n t T i t l e L b l   E l e m e n t T y p e = " C o l u m n "   E l e m e n t I d = " 4 7 5 6 0 9 4 4 8 "   D a t a T y p e = " T e x t " > D o c u m e n t T i t l e L b l < / D o c u m e n t T i t l e L b l > + 
+         < E M a i l L b l   E l e m e n t T y p e = " C o l u m n "   E l e m e n t I d = " 9 4 8 6 9 2 2 4 5 "   D a t a T y p e = " S t r i n g " > E M a i l L b l < / E M a i l L b l > + 
+         < E x t e r n a l D o c u m e n t N o   E l e m e n t T y p e = " C o l u m n "   E l e m e n t I d = " 7 3 3 9 5 3 9 6 6 "   D a t a T y p e = " C o d e " > E x t e r n a l D o c u m e n t N o < / E x t e r n a l D o c u m e n t N o > + 
+         < E x t e r n a l D o c u m e n t N o L b l   E l e m e n t T y p e = " C o l u m n "   E l e m e n t I d = " 7 8 3 2 8 7 4 5 2 "   D a t a T y p e = " S t r i n g " > E x t e r n a l D o c u m e n t N o L b l < / E x t e r n a l D o c u m e n t N o L b l > + 
+         < H o m e P a g e L b l   E l e m e n t T y p e = " C o l u m n "   E l e m e n t I d = " 9 0 3 6 3 2 5 7 3 "   D a t a T y p e = " S t r i n g " > H o m e P a g e L b l < / H o m e P a g e L b l > + 
+         < I n v o i c e _ L b l   E l e m e n t T y p e = " C o l u m n "   E l e m e n t I d = " 1 6 2 3 2 0 4 6 6 5 "   D a t a T y p e = " L a b e l " > I n v o i c e _ L b l < / I n v o i c e _ L b l > + 
+         < I t e m L b l   E l e m e n t T y p e = " C o l u m n "   E l e m e n t I d = " 2 1 1 5 2 0 3 3 0 "   D a t a T y p e = " S t r i n g " > I t e m L b l < / I t e m L b l > + 
+         < N e t W e i g h t L b l   E l e m e n t T y p e = " C o l u m n "   E l e m e n t I d = " 8 0 8 0 5 9 8 5 6 "   D a t a T y p e = " S t r i n g " > N e t W e i g h t L b l < / N e t W e i g h t L b l > + 
+         < P a g e L b l   E l e m e n t T y p e = " C o l u m n "   E l e m e n t I d = " 2 7 0 2 9 6 3 3 2 "   D a t a T y p e = " L a b e l " > P a g e L b l < / P a g e L b l > + 
+         < P a g e _ L b l   E l e m e n t T y p e = " C o l u m n "   E l e m e n t I d = " 6 8 0 6 4 8 0 9 1 "   D a t a T y p e = " L a b e l " > P a g e _ L b l < / P a g e _ L b l > + 
+         < P a y m e n t T e r m s D e s c r i p t i o n   E l e m e n t T y p e = " C o l u m n "   E l e m e n t I d = " 2 0 3 8 7 4 2 7 0 0 "   D a t a T y p e = " T e x t " > P a y m e n t T e r m s D e s c r i p t i o n < / P a y m e n t T e r m s D e s c r i p t i o n > + 
+         < P a y m e n t T e r m s D e s c r i p t i o n _ L b l   E l e m e n t T y p e = " C o l u m n "   E l e m e n t I d = " 1 8 7 4 4 9 4 3 2 1 "   D a t a T y p e = " S t r i n g " > P a y m e n t T e r m s D e s c r i p t i o n _ L b l < / P a y m e n t T e r m s D e s c r i p t i o n _ L b l > + 
+         < Q u a n t i t y L b l   E l e m e n t T y p e = " C o l u m n "   E l e m e n t I d = " 2 7 2 0 7 7 8 0 "   D a t a T y p e = " S t r i n g " > Q u a n t i t y L b l < / Q u a n t i t y L b l > + 
+         < Q u o t e N o   E l e m e n t T y p e = " C o l u m n "   E l e m e n t I d = " 1 5 2 1 5 3 3 0 4 6 "   D a t a T y p e = " C o d e " > Q u o t e N o < / Q u o t e N o > + 
+         < Q u o t e N o _ L b l   E l e m e n t T y p e = " C o l u m n "   E l e m e n t I d = " 1 0 3 1 9 0 2 3 5 7 "   D a t a T y p e = " T e x t " > Q u o t e N o _ L b l < / Q u o t e N o _ L b l > + 
+         < S a l e s P e r s o n L b l   E l e m e n t T y p e = " C o l u m n "   E l e m e n t I d = " 2 0 3 5 7 5 8 2 2 2 "   D a t a T y p e = " T e x t " > S a l e s P e r s o n L b l < / S a l e s P e r s o n L b l > + 
+         < S a l e s P e r s o n N a m e   E l e m e n t T y p e = " C o l u m n "   E l e m e n t I d = " 8 7 1 4 9 2 9 8 3 "   D a t a T y p e = " T e x t " > S a l e s P e r s o n N a m e < / S a l e s P e r s o n N a m e > + 
+         < S a l e s P e r s o n T e x t _ L b l   E l e m e n t T y p e = " C o l u m n "   E l e m e n t I d = " 7 4 6 2 5 9 5 4 4 "   D a t a T y p e = " S t r i n g " > S a l e s P e r s o n T e x t _ L b l < / S a l e s P e r s o n T e x t _ L b l > + 
+         < S e l l T o C o n t a c t E m a i l   E l e m e n t T y p e = " C o l u m n "   E l e m e n t I d = " 2 6 2 8 2 4 5 6 4 "   D a t a T y p e = " T e x t " > S e l l T o C o n t a c t E m a i l < / S e l l T o C o n t a c t E m a i l > + 
+         < S e l l T o C o n t a c t E m a i l L b l   E l e m e n t T y p e = " C o l u m n "   E l e m e n t I d = " 3 7 0 9 2 0 3 7 4 "   D a t a T y p e = " L a b e l " > S e l l T o C o n t a c t E m a i l L b l < / S e l l T o C o n t a c t E m a i l L b l > + 
+         < S e l l T o C o n t a c t M o b i l e P h o n e N o   E l e m e n t T y p e = " C o l u m n "   E l e m e n t I d = " 1 8 4 3 5 8 7 4 7 "   D a t a T y p e = " T e x t " > S e l l T o C o n t a c t M o b i l e P h o n e N o < / S e l l T o C o n t a c t M o b i l e P h o n e N o > + 
+         < S e l l T o C o n t a c t M o b i l e P h o n e N o L b l   E l e m e n t T y p e = " C o l u m n "   E l e m e n t I d = " 1 4 5 7 5 2 8 4 1 7 "   D a t a T y p e = " L a b e l " > S e l l T o C o n t a c t M o b i l e P h o n e N o L b l < / S e l l T o C o n t a c t M o b i l e P h o n e N o L b l > + 
+         < S e l l T o C o n t a c t P h o n e N o   E l e m e n t T y p e = " C o l u m n "   E l e m e n t I d = " 1 6 1 3 8 2 2 4 8 3 "   D a t a T y p e = " T e x t " > S e l l T o C o n t a c t P h o n e N o < / S e l l T o C o n t a c t P h o n e N o > + 
+         < S e l l T o C o n t a c t P h o n e N o L b l   E l e m e n t T y p e = " C o l u m n "   E l e m e n t I d = " 1 0 5 0 6 8 6 8 0 9 "   D a t a T y p e = " L a b e l " > S e l l T o C o n t a c t P h o n e N o L b l < / S e l l T o C o n t a c t P h o n e N o L b l > + 
+         < S h i p m e n t M e t h o d D e s c r i p t i o n   E l e m e n t T y p e = " C o l u m n "   E l e m e n t I d = " 2 0 5 9 4 0 3 2 6 0 "   D a t a T y p e = " T e x t " > S h i p m e n t M e t h o d D e s c r i p t i o n < / S h i p m e n t M e t h o d D e s c r i p t i o n > + 
+         < S h i p m e n t M e t h o d D e s c r i p t i o n L b l   E l e m e n t T y p e = " C o l u m n "   E l e m e n t I d = " 1 3 1 0 7 6 9 9 4 "   D a t a T y p e = " S t r i n g " > S h i p m e n t M e t h o d D e s c r i p t i o n L b l < / S h i p m e n t M e t h o d D e s c r i p t i o n L b l > + 
+         < S h i p m e n t M e t h o d D e s c r i p t i o n _ L b l   E l e m e n t T y p e = " C o l u m n "   E l e m e n t I d = " 1 1 7 9 9 7 8 4 6 5 "   D a t a T y p e = " T e x t " > S h i p m e n t M e t h o d D e s c r i p t i o n _ L b l < / S h i p m e n t M e t h o d D e s c r i p t i o n _ L b l > + 
+         < S h o w W o r k D e s c r i p t i o n   E l e m e n t T y p e = " C o l u m n "   E l e m e n t I d = " 7 8 5 4 6 8 8 6 5 "   D a t a T y p e = " B o o l e a n " > S h o w W o r k D e s c r i p t i o n < / S h o w W o r k D e s c r i p t i o n > + 
+         < S i g n a t u r e L b l   E l e m e n t T y p e = " C o l u m n "   E l e m e n t I d = " 9 1 0 9 5 0 3 4 7 "   D a t a T y p e = " L a b e l " > S i g n a t u r e L b l < / S i g n a t u r e L b l > + 
+         < S i g n a t u r e N a m e L b l   E l e m e n t T y p e = " C o l u m n "   E l e m e n t I d = " 1 0 2 8 2 9 0 9 4 0 "   D a t a T y p e = " L a b e l " > S i g n a t u r e N a m e L b l < / S i g n a t u r e N a m e L b l > + 
+         < S i g n a t u r e P o s i t i o n L b l   E l e m e n t T y p e = " C o l u m n "   E l e m e n t I d = " 6 0 9 3 1 5 1 8 6 "   D a t a T y p e = " L a b e l " > S i g n a t u r e P o s i t i o n L b l < / S i g n a t u r e P o s i t i o n L b l > + 
+         < T a r i f f L b l   E l e m e n t T y p e = " C o l u m n "   E l e m e n t I d = " 1 7 9 3 6 1 9 4 0 9 "   D a t a T y p e = " S t r i n g " > T a r i f f L b l < / T a r i f f L b l > + 
+         < T o t a l A m o u n t I n c l V A T L b l   E l e m e n t T y p e = " C o l u m n "   E l e m e n t I d = " 1 3 1 7 8 8 7 6 3 0 "   D a t a T y p e = " T e x t " > T o t a l A m o u n t I n c l V A T L b l < / T o t a l A m o u n t I n c l V A T L b l > + 
+         < T o t a l A m o u n t L b l   E l e m e n t T y p e = " C o l u m n "   E l e m e n t I d = " 1 2 1 0 2 0 8 3 7 7 "   D a t a T y p e = " T e x t " > T o t a l A m o u n t L b l < / T o t a l A m o u n t L b l > + 
+         < T o t a l W e i g h t L b l   E l e m e n t T y p e = " C o l u m n "   E l e m e n t I d = " 1 0 3 4 9 8 5 3 9 7 "   D a t a T y p e = " L a b e l " > T o t a l W e i g h t L b l < / T o t a l W e i g h t L b l > + 
+         < U n i t P r i c e L b l   E l e m e n t T y p e = " C o l u m n "   E l e m e n t I d = " 6 3 9 0 7 3 1 5 6 "   D a t a T y p e = " S t r i n g " > U n i t P r i c e L b l < / U n i t P r i c e L b l > + 
+         < V A T A m o u n t L b l   E l e m e n t T y p e = " C o l u m n "   E l e m e n t I d = " 1 8 4 5 5 5 8 6 7 2 "   D a t a T y p e = " T e x t " > V A T A m o u n t L b l < / V A T A m o u n t L b l > + 
+         < V A T P c t L b l   E l e m e n t T y p e = " C o l u m n "   E l e m e n t I d = " 8 8 4 3 2 7 1 8 1 "   D a t a T y p e = " S t r i n g " > V A T P c t L b l < / V A T P c t L b l > + 
+         < V A T R e g i s t r a t i o n N o   E l e m e n t T y p e = " C o l u m n "   E l e m e n t I d = " 1 8 8 9 1 9 5 4 0 2 "   D a t a T y p e = " T e x t " > V A T R e g i s t r a t i o n N o < / V A T R e g i s t r a t i o n N o > + 
+         < V A T R e g i s t r a t i o n N o _ L b l   E l e m e n t T y p e = " C o l u m n "   E l e m e n t I d = " 1 4 2 4 6 1 6 0 8 5 "   D a t a T y p e = " S t r i n g " > V A T R e g i s t r a t i o n N o _ L b l < / V A T R e g i s t r a t i o n N o _ L b l > + 
+         < V A T R e g N o L b l   E l e m e n t T y p e = " C o l u m n "   E l e m e n t I d = " 1 5 8 9 8 1 5 5 5 7 "   D a t a T y p e = " T e x t " > V A T R e g N o L b l < / V A T R e g N o L b l > + 
+         < w a n B i l l T o A d d r e s s   E l e m e n t T y p e = " C o l u m n "   E l e m e n t I d = " 1 8 0 1 1 9 3 1 2 5 "   D a t a T y p e = " T e x t " > w a n B i l l T o A d d r e s s < / w a n B i l l T o A d d r e s s > + 
+         < w a n B i l l T o A d d r e s s _ L b l   E l e m e n t T y p e = " C o l u m n "   E l e m e n t I d = " 6 2 7 8 7 5 1 1 0 "   D a t a T y p e = " T e x t " > w a n B i l l T o A d d r e s s _ L b l < / w a n B i l l T o A d d r e s s _ L b l > + 
+         < w a n C o m p a n y A d d r e s s   E l e m e n t T y p e = " C o l u m n "   E l e m e n t I d = " 2 0 9 2 2 7 1 6 4 "   D a t a T y p e = " T e x t " > w a n C o m p a n y A d d r e s s < / w a n C o m p a n y A d d r e s s > + 
+         < w a n C o m p a n y C o n t a c t I n f o   E l e m e n t T y p e = " C o l u m n "   E l e m e n t I d = " 1 1 1 9 2 3 4 2 7 6 "   D a t a T y p e = " T e x t " > w a n C o m p a n y C o n t a c t I n f o < / w a n C o m p a n y C o n t a c t I n f o > + 
+         < w a n C o m p a n y L e g a l I n f o   E l e m e n t T y p e = " C o l u m n "   E l e m e n t I d = " 1 5 3 9 5 4 1 8 8 7 "   D a t a T y p e = " T e x t " > w a n C o m p a n y L e g a l I n f o < / w a n C o m p a n y L e g a l I n f o > + 
+         < w a n M a i l B o d y T e x t   E l e m e n t T y p e = " C o l u m n "   E l e m e n t I d = " 1 5 9 6 1 7 0 3 6 1 "   D a t a T y p e = " L a b e l " > w a n M a i l B o d y T e x t < / w a n M a i l B o d y T e x t > + 
+         < w a n M a i l C l o s i n g T e x t   E l e m e n t T y p e = " C o l u m n "   E l e m e n t I d = " 6 7 2 2 8 9 6 4 2 "   D a t a T y p e = " L a b e l " > w a n M a i l C l o s i n g T e x t < / w a n M a i l C l o s i n g T e x t > + 
+         < w a n M a i l G r e e t i n g T e x t   E l e m e n t T y p e = " C o l u m n "   E l e m e n t I d = " 3 2 4 0 8 5 2 0 0 "   D a t a T y p e = " L a b e l " > w a n M a i l G r e e t i n g T e x t < / w a n M a i l G r e e t i n g T e x t > + 
+         < w a n O u r A c c o u n t N o   E l e m e n t T y p e = " C o l u m n "   E l e m e n t I d = " 3 5 0 8 5 8 3 4 9 "   D a t a T y p e = " T e x t " > w a n O u r A c c o u n t N o < / w a n O u r A c c o u n t N o > + 
+         < w a n O u r A c c o u n t N o _ L b l   E l e m e n t T y p e = " C o l u m n "   E l e m e n t I d = " 2 5 2 6 9 6 4 8 "   D a t a T y p e = " T e x t " > w a n O u r A c c o u n t N o _ L b l < / w a n O u r A c c o u n t N o _ L b l > + 
+         < w a n P r o m D e l i v D a t e   E l e m e n t T y p e = " C o l u m n "   E l e m e n t I d = " 9 7 8 4 9 7 6 0 5 "   D a t a T y p e = " T e x t " > w a n P r o m D e l i v D a t e < / w a n P r o m D e l i v D a t e > + 
+         < w a n P r o m D e l i v D a t e _ L b l   E l e m e n t T y p e = " C o l u m n "   E l e m e n t I d = " 1 0 0 3 5 4 6 1 0 6 "   D a t a T y p e = " T e x t " > w a n P r o m D e l i v D a t e _ L b l < / w a n P r o m D e l i v D a t e _ L b l > + 
+         < w a n Q u o t e N o _ L b l   E l e m e n t T y p e = " C o l u m n "   E l e m e n t I d = " 7 2 6 8 4 6 6 5 9 "   D a t a T y p e = " T e x t " > w a n Q u o t e N o _ L b l < / w a n Q u o t e N o _ L b l > + 
+         < w a n R e g i s t r a t i o n N o _ L b l   E l e m e n t T y p e = " C o l u m n "   E l e m e n t I d = " 8 7 8 7 0 7 1 2 8 "   D a t a T y p e = " T e x t " > w a n R e g i s t r a t i o n N o _ L b l < / w a n R e g i s t r a t i o n N o _ L b l > + 
+         < w a n R e q D e l i v D a t e   E l e m e n t T y p e = " C o l u m n "   E l e m e n t I d = " 1 5 2 4 7 6 9 4 1 3 "   D a t a T y p e = " T e x t " > w a n R e q D e l i v D a t e < / w a n R e q D e l i v D a t e > + 
+         < w a n R e q D e l i v D a t e _ L b l   E l e m e n t T y p e = " C o l u m n "   E l e m e n t I d = " 1 2 5 9 3 7 2 3 4 4 "   D a t a T y p e = " T e x t " > w a n R e q D e l i v D a t e _ L b l < / w a n R e q D e l i v D a t e _ L b l > + 
+         < w a n S e l l T o A d d r e s s   E l e m e n t T y p e = " C o l u m n "   E l e m e n t I d = " 8 9 7 4 6 9 6 3 4 "   D a t a T y p e = " T e x t " > w a n S e l l T o A d d r e s s < / w a n S e l l T o A d d r e s s > + 
+         < w a n S e l l T o A d d r e s s _ L b l   E l e m e n t T y p e = " C o l u m n "   E l e m e n t I d = " 1 9 9 4 7 7 7 8 9 "   D a t a T y p e = " T e x t " > w a n S e l l T o A d d r e s s _ L b l < / w a n S e l l T o A d d r e s s _ L b l > + 
+         < w a n S h i p m e n t M e t h o d D e s c r i p t i o n _ L b l   E l e m e n t T y p e = " C o l u m n "   E l e m e n t I d = " 1 4 0 5 6 3 3 9 5 9 "   D a t a T y p e = " T e x t " > w a n S h i p m e n t M e t h o d D e s c r i p t i o n _ L b l < / w a n S h i p m e n t M e t h o d D e s c r i p t i o n _ L b l > + 
+         < w a n S h i p T o A d d r e s s   E l e m e n t T y p e = " C o l u m n "   E l e m e n t I d = " 7 4 3 5 9 4 0 1 8 "   D a t a T y p e = " T e x t " > w a n S h i p T o A d d r e s s < / w a n S h i p T o A d d r e s s > + 
+         < w a n S h i p T o A d d r e s s _ L b l   E l e m e n t T y p e = " C o l u m n "   E l e m e n t I d = " 1 6 1 7 8 8 9 9 8 3 "   D a t a T y p e = " T e x t " > w a n S h i p T o A d d r e s s _ L b l < / w a n S h i p T o A d d r e s s _ L b l > + 
+         < w a n V A T C l a u s e   E l e m e n t T y p e = " C o l u m n "   E l e m e n t I d = " 1 4 7 9 5 6 2 3 2 5 "   D a t a T y p e = " T e x t " > w a n V A T C l a u s e < / w a n V A T C l a u s e > + 
+         < w a n V e r s i o n   E l e m e n t T y p e = " C o l u m n "   E l e m e n t I d = " 1 1 0 0 2 7 7 8 1 7 "   D a t a T y p e = " T e x t " > w a n V e r s i o n < / w a n V e r s i o n > + 
+         < Y o u r R e f e r e n c e   E l e m e n t T y p e = " C o l u m n "   E l e m e n t I d = " 1 1 0 3 9 9 5 1 "   D a t a T y p e = " T e x t " > Y o u r R e f e r e n c e < / Y o u r R e f e r e n c e > + 
+         < Y o u r R e f e r e n c e L b l   E l e m e n t T y p e = " C o l u m n "   E l e m e n t I d = " 1 0 4 0 0 4 0 1 1 7 "   D a t a T y p e = " S t r i n g " > Y o u r R e f e r e n c e L b l < / Y o u r R e f e r e n c e L b l > + 
+         < Y o u r R e f e r e n c e _ L b l   E l e m e n t T y p e = " C o l u m n "   E l e m e n t I d = " 4 6 5 4 7 7 4 2 6 "   D a t a T y p e = " S t r i n g " > Y o u r R e f e r e n c e _ L b l < / Y o u r R e f e r e n c e _ L b l > + 
+         < L i n e   E l e m e n t T y p e = " D a t a I t e m "   E l e m e n t I d = " 4 1 1 9 7 6 1 3 3 " > + 
+             < C o u n t r y O f M a n u f a c t u r i n g   E l e m e n t T y p e = " C o l u m n "   E l e m e n t I d = " 9 6 7 5 1 0 9 9 6 "   D a t a T y p e = " C o d e " > C o u n t r y O f M a n u f a c t u r i n g < / C o u n t r y O f M a n u f a c t u r i n g > + 
+             < D e s c r i p t i o n _ L i n e _ L b l   E l e m e n t T y p e = " C o l u m n "   E l e m e n t I d = " 2 1 1 8 9 5 1 4 9 5 "   D a t a T y p e = " S t r i n g " > D e s c r i p t i o n _ L i n e _ L b l < / D e s c r i p t i o n _ L i n e _ L b l > + 
+             < I t e m D e s c r i p t i o n   E l e m e n t T y p e = " C o l u m n "   E l e m e n t I d = " 1 9 6 5 3 9 3 7 9 0 "   D a t a T y p e = " T e x t " > I t e m D e s c r i p t i o n < / I t e m D e s c r i p t i o n > + 
+             < L i n e A m o u n t   E l e m e n t T y p e = " C o l u m n "   E l e m e n t I d = " 1 6 4 5 5 1 1 0 0 1 "   D a t a T y p e = " T e x t " > L i n e A m o u n t < / L i n e A m o u n t > + 
+             < L i n e A m o u n t _ L i n e   E l e m e n t T y p e = " C o l u m n "   E l e m e n t I d = " 2 6 8 9 3 7 1 6 2 "   D a t a T y p e = " T e x t " > L i n e A m o u n t _ L i n e < / L i n e A m o u n t _ L i n e > + 
+             < L i n e A m o u n t _ L i n e _ L b l   E l e m e n t T y p e = " C o l u m n "   E l e m e n t I d = " 9 9 2 9 0 1 8 4 5 "   D a t a T y p e = " S t r i n g " > L i n e A m o u n t _ L i n e _ L b l < / L i n e A m o u n t _ L i n e _ L b l > + 
+             < N e t W e i g h t   E l e m e n t T y p e = " C o l u m n "   E l e m e n t I d = " 1 8 1 6 3 8 9 3 4 2 "   D a t a T y p e = " D e c i m a l " > N e t W e i g h t < / N e t W e i g h t > + 
+             < P r i c e   E l e m e n t T y p e = " C o l u m n "   E l e m e n t I d = " 1 4 8 7 8 5 5 2 6 4 "   D a t a T y p e = " T e x t " > P r i c e < / P r i c e > + 
+             < Q u a n t i t y   E l e m e n t T y p e = " C o l u m n "   E l e m e n t I d = " 5 5 6 9 2 0 8 8 6 "   D a t a T y p e = " D e c i m a l " > Q u a n t i t y < / Q u a n t i t y > + 
+             < Q u a n t i t y _ L i n e _ L b l   E l e m e n t T y p e = " C o l u m n "   E l e m e n t I d = " 2 0 3 4 5 0 6 8 0 2 "   D a t a T y p e = " S t r i n g " > Q u a n t i t y _ L i n e _ L b l < / Q u a n t i t y _ L i n e _ L b l > + 
+             < T a r i f f   E l e m e n t T y p e = " C o l u m n "   E l e m e n t I d = " 1 6 1 7 3 6 3 7 2 3 "   D a t a T y p e = " C o d e " > T a r i f f < / T a r i f f > + 
+             < U n i t O f M e a s u r e   E l e m e n t T y p e = " C o l u m n "   E l e m e n t I d = " 1 8 0 8 2 2 8 0 1 8 "   D a t a T y p e = " T e x t " > U n i t O f M e a s u r e < / U n i t O f M e a s u r e > + 
+             < U n i t O f M e a s u r e _ L b l   E l e m e n t T y p e = " C o l u m n "   E l e m e n t I d = " 9 8 1 9 5 1 2 4 9 "   D a t a T y p e = " S t r i n g " > U n i t O f M e a s u r e _ L b l < / U n i t O f M e a s u r e _ L b l > + 
+             < U n i t P r i c e   E l e m e n t T y p e = " C o l u m n "   E l e m e n t I d = " 1 4 7 8 2 2 1 5 2 6 "   D a t a T y p e = " D e c i m a l " > U n i t P r i c e < / U n i t P r i c e > + 
+             < U n i t P r i c e _ L b l   E l e m e n t T y p e = " C o l u m n "   E l e m e n t I d = " 1 1 6 3 9 2 6 6 0 3 "   D a t a T y p e = " S t r i n g " > U n i t P r i c e _ L b l < / U n i t P r i c e _ L b l > + 
+             < V A T A m o u n t   E l e m e n t T y p e = " C o l u m n "   E l e m e n t I d = " 7 4 4 7 0 7 5 5 4 "   D a t a T y p e = " T e x t " > V A T A m o u n t < / V A T A m o u n t > + 
+             < V A T P c t   E l e m e n t T y p e = " C o l u m n "   E l e m e n t I d = " 4 2 6 2 1 7 3 8 3 "   D a t a T y p e = " D e c i m a l " > V A T P c t < / V A T P c t > + 
+             < V A T P c t _ L i n e   E l e m e n t T y p e = " C o l u m n "   E l e m e n t I d = " 1 9 7 4 0 0 1 9 4 4 "   D a t a T y p e = " T e x t " > V A T P c t _ L i n e < / V A T P c t _ L i n e > + 
+             < V A T P c t _ L i n e _ L b l   E l e m e n t T y p e = " C o l u m n "   E l e m e n t I d = " 1 2 0 7 5 2 9 9 1 5 "   D a t a T y p e = " S t r i n g " > V A T P c t _ L i n e _ L b l < / V A T P c t _ L i n e _ L b l > + 
+             < w a n L i n e D i s c P e r c e n t   E l e m e n t T y p e = " C o l u m n "   E l e m e n t I d = " 1 2 9 7 1 8 5 7 9 "   D a t a T y p e = " T e x t " > w a n L i n e D i s c P e r c e n t < / w a n L i n e D i s c P e r c e n t > + 
+             < w a n L i n e D i s c P e r c e n t _ L b l   E l e m e n t T y p e = " C o l u m n "   E l e m e n t I d = " 8 6 3 3 1 0 4 4 8 "   D a t a T y p e = " T e x t " > w a n L i n e D i s c P e r c e n t _ L b l < / w a n L i n e D i s c P e r c e n t _ L b l > + 
+             < w a n M e m o P a d   E l e m e n t T y p e = " C o l u m n "   E l e m e n t I d = " 7 2 4 4 0 8 5 0 6 "   D a t a T y p e = " T e x t " > w a n M e m o P a d < / w a n M e m o P a d > + 
+             < w a n P o s i t i o n   E l e m e n t T y p e = " C o l u m n "   E l e m e n t I d = " 1 1 0 1 6 0 1 7 1 6 "   D a t a T y p e = " T e x t " > w a n P o s i t i o n < / w a n P o s i t i o n > + 
+             < w a n Q u a n t i t y _ U O M   E l e m e n t T y p e = " C o l u m n "   E l e m e n t I d = " 1 4 7 2 0 9 1 8 9 4 "   D a t a T y p e = " T e x t " > w a n Q u a n t i t y _ U O M < / w a n Q u a n t i t y _ U O M > + 
+         < / L i n e > + 
+         < W o r k D e s c r i p t i o n L i n e s   E l e m e n t T y p e = " D a t a I t e m "   E l e m e n t I d = " 2 7 6 8 1 9 4 4 7 " > + 
+             < W o r k D e s c r i p t i o n L i n e   E l e m e n t T y p e = " C o l u m n "   E l e m e n t I d = " 1 9 4 7 6 2 1 6 7 6 "   D a t a T y p e = " T e x t " > W o r k D e s c r i p t i o n L i n e < / W o r k D e s c r i p t i o n L i n e > + 
+             < W o r k D e s c r i p t i o n L i n e N u m b e r   E l e m e n t T y p e = " C o l u m n "   E l e m e n t I d = " 7 9 7 3 0 7 2 2 3 "   D a t a T y p e = " I n t e g e r " > W o r k D e s c r i p t i o n L i n e N u m b e r < / W o r k D e s c r i p t i o n L i n e N u m b e r > + 
+         < / W o r k D e s c r i p t i o n L i n e s > + 
+         < T o t a l s   E l e m e n t T y p e = " D a t a I t e m "   E l e m e n t I d = " 1 8 2 3 9 5 0 0 4 4 " > + 
+             < T o t a l A m o u n t I n c l V A T   E l e m e n t T y p e = " C o l u m n "   E l e m e n t I d = " 1 4 2 2 4 2 7 9 5 2 "   D a t a T y p e = " T e x t " > T o t a l A m o u n t I n c l V A T < / T o t a l A m o u n t I n c l V A T > + 
+             < T o t a l V a l u e   E l e m e n t T y p e = " C o l u m n "   E l e m e n t I d = " 2 1 0 1 8 1 0 8 8 4 "   D a t a T y p e = " T e x t " > T o t a l V a l u e < / T o t a l V a l u e > + 
+             < T o t a l V A T A m o u n t   E l e m e n t T y p e = " C o l u m n "   E l e m e n t I d = " 1 6 2 7 1 0 2 3 2 8 "   D a t a T y p e = " T e x t " > T o t a l V A T A m o u n t < / T o t a l V A T A m o u n t > + 
+             < T o t a l W e i g h t   E l e m e n t T y p e = " C o l u m n "   E l e m e n t I d = " 2 1 4 2 2 3 7 7 4 5 "   D a t a T y p e = " D e c i m a l " > T o t a l W e i g h t < / T o t a l W e i g h t > + 
+             < w a n T o t a l N e t W e i g h t   E l e m e n t T y p e = " C o l u m n "   E l e m e n t I d = " 1 8 4 2 7 1 9 1 8 4 "   D a t a T y p e = " T e x t " > w a n T o t a l N e t W e i g h t < / w a n T o t a l N e t W e i g h t > + 
+         < / T o t a l s > + 
+         < L e t t e r T e x t   E l e m e n t T y p e = " D a t a I t e m "   E l e m e n t I d = " 1 5 1 0 3 5 3 8 3 4 " > + 
+             < w a n B e g i n n i n g C o n t e n t   E l e m e n t T y p e = " C o l u m n "   E l e m e n t I d = " 1 5 8 7 9 4 3 0 9 1 "   D a t a T y p e = " T e x t " > w a n B e g i n n i n g C o n t e n t < / w a n B e g i n n i n g C o n t e n t > + 
+             < w a n E n d i n g C o n t e n t   E l e m e n t T y p e = " C o l u m n "   E l e m e n t I d = " 9 4 3 7 6 0 7 5 7 "   D a t a T y p e = " T e x t " > w a n E n d i n g C o n t e n t < / w a n E n d i n g C o n t e n t > + 
+         < / L e t t e r T e x t > + 
+     < / H e a d e r > + 
+ < / N a v W o r d R e p o r t X m l P a r t > 
+</file>
+
 <file path=customXml/itemProps1.xml><?xml version="1.0" encoding="utf-8"?>
 <ds:datastoreItem xmlns:ds="http://schemas.openxmlformats.org/officeDocument/2006/customXml" ds:itemID="{9F73DB35-0AB6-4517-8AA7-2D09A77A59BF}">
   <ds:schemaRefs>
